--- a/projek modul 1/LKPD_Modul1_ bagian1 Pemrograman_Terstruktur_dan_OOP_Lanjutan_JavaScript (1) aqila.docx
+++ b/projek modul 1/LKPD_Modul1_ bagian1 Pemrograman_Terstruktur_dan_OOP_Lanjutan_JavaScript (1) aqila.docx
@@ -7093,102 +7093,170 @@
       </w:r>
     </w:p>
     <w:p>
-      <w:r>
-        <w:t xml:space="preserve"> </w:t>
-      </w:r>
-      <w:r>
-        <w:t>1.</w:t>
-      </w:r>
-      <w:r>
-        <w:rPr>
-          <w:rFonts w:ascii="Consolas" w:eastAsia="Consolas" w:hAnsi="Consolas" w:cs="Consolas"/>
-          <w:color w:val="1F1F1F"/>
-          <w:sz w:val="19"/>
-          <w:szCs w:val="19"/>
-        </w:rPr>
-        <w:t xml:space="preserve"> </w:t>
-      </w:r>
-      <w:r>
-        <w:rPr>
-          <w:rFonts w:ascii="Consolas" w:eastAsia="Consolas" w:hAnsi="Consolas" w:cs="Consolas"/>
-          <w:color w:val="1F1F1F"/>
-          <w:sz w:val="19"/>
-          <w:szCs w:val="19"/>
-        </w:rPr>
+      <w:pPr>
+        <w:pStyle w:val="ListParagraph"/>
+        <w:numPr>
+          <w:ilvl w:val="0"/>
+          <w:numId w:val="3"/>
+        </w:numPr>
+        <w:pBdr>
+          <w:bottom w:val="single" w:sz="4" w:space="0" w:color="A6A6A6"/>
+        </w:pBdr>
+        <w:spacing w:after="160"/>
+      </w:pPr>
+      <w:r>
         <w:t xml:space="preserve">let </w:t>
       </w:r>
       <w:proofErr w:type="spellStart"/>
       <w:r>
-        <w:rPr>
-          <w:rFonts w:ascii="Consolas" w:eastAsia="Consolas" w:hAnsi="Consolas" w:cs="Consolas"/>
-          <w:color w:val="1F1F1F"/>
-          <w:sz w:val="19"/>
-          <w:szCs w:val="19"/>
-        </w:rPr>
         <w:t>umur</w:t>
       </w:r>
       <w:proofErr w:type="spellEnd"/>
       <w:r>
-        <w:rPr>
-          <w:rFonts w:ascii="Consolas" w:eastAsia="Consolas" w:hAnsi="Consolas" w:cs="Consolas"/>
-          <w:color w:val="1F1F1F"/>
-          <w:sz w:val="19"/>
-          <w:szCs w:val="19"/>
-        </w:rPr>
-        <w:t xml:space="preserve"> = 17;</w:t>
+        <w:t xml:space="preserve"> = </w:t>
+      </w:r>
+      <w:r>
+        <w:t>15</w:t>
+      </w:r>
+      <w:r>
+        <w:t>;</w:t>
       </w:r>
     </w:p>
     <w:p>
-      <w:r>
-        <w:rPr>
-          <w:rFonts w:ascii="Consolas" w:eastAsia="Consolas" w:hAnsi="Consolas" w:cs="Consolas"/>
-          <w:color w:val="1F1F1F"/>
-          <w:sz w:val="19"/>
-          <w:szCs w:val="19"/>
-        </w:rPr>
+      <w:pPr>
+        <w:pStyle w:val="ListParagraph"/>
+        <w:pBdr>
+          <w:bottom w:val="single" w:sz="4" w:space="0" w:color="A6A6A6"/>
+        </w:pBdr>
+        <w:spacing w:after="160"/>
+        <w:ind w:left="720"/>
+      </w:pPr>
+      <w:r>
         <w:t xml:space="preserve">let </w:t>
       </w:r>
       <w:proofErr w:type="spellStart"/>
       <w:r>
-        <w:rPr>
-          <w:rFonts w:ascii="Consolas" w:eastAsia="Consolas" w:hAnsi="Consolas" w:cs="Consolas"/>
-          <w:color w:val="1F1F1F"/>
-          <w:sz w:val="19"/>
-          <w:szCs w:val="19"/>
-        </w:rPr>
         <w:t>nama</w:t>
       </w:r>
       <w:proofErr w:type="spellEnd"/>
       <w:r>
-        <w:rPr>
-          <w:rFonts w:ascii="Consolas" w:eastAsia="Consolas" w:hAnsi="Consolas" w:cs="Consolas"/>
-          <w:color w:val="1F1F1F"/>
-          <w:sz w:val="19"/>
-          <w:szCs w:val="19"/>
-        </w:rPr>
-        <w:t xml:space="preserve"> = "Rani";</w:t>
+        <w:t xml:space="preserve"> = "</w:t>
+      </w:r>
+      <w:proofErr w:type="spellStart"/>
+      <w:r>
+        <w:t>aqila</w:t>
+      </w:r>
+      <w:proofErr w:type="spellEnd"/>
+      <w:r>
+        <w:t>";</w:t>
       </w:r>
     </w:p>
     <w:p>
-      <w:r>
-        <w:rPr>
-          <w:rFonts w:ascii="Consolas" w:eastAsia="Consolas" w:hAnsi="Consolas" w:cs="Consolas"/>
-          <w:color w:val="1F1F1F"/>
-          <w:sz w:val="19"/>
-          <w:szCs w:val="19"/>
-        </w:rPr>
+      <w:pPr>
+        <w:pStyle w:val="ListParagraph"/>
+        <w:pBdr>
+          <w:bottom w:val="single" w:sz="4" w:space="0" w:color="A6A6A6"/>
+        </w:pBdr>
+        <w:spacing w:after="160"/>
+        <w:ind w:left="720"/>
+      </w:pPr>
+      <w:r>
         <w:t>let lulus = true;</w:t>
       </w:r>
     </w:p>
     <w:p>
-      <w:r>
-        <w:rPr>
-          <w:rFonts w:ascii="Consolas" w:eastAsia="Consolas" w:hAnsi="Consolas" w:cs="Consolas"/>
-          <w:color w:val="1F1F1F"/>
-          <w:sz w:val="19"/>
-          <w:szCs w:val="19"/>
-        </w:rPr>
-        <w:t xml:space="preserve"> </w:t>
+      <w:pPr>
+        <w:pStyle w:val="ListParagraph"/>
+        <w:pBdr>
+          <w:bottom w:val="single" w:sz="4" w:space="0" w:color="A6A6A6"/>
+        </w:pBdr>
+        <w:spacing w:after="160"/>
+        <w:ind w:left="720"/>
+      </w:pPr>
+      <w:r>
+        <w:t xml:space="preserve"> </w:t>
+      </w:r>
+      <w:proofErr w:type="gramStart"/>
+      <w:r>
+        <w:t>console.log(</w:t>
+      </w:r>
+      <w:proofErr w:type="spellStart"/>
+      <w:proofErr w:type="gramEnd"/>
+      <w:r>
+        <w:t>nama</w:t>
+      </w:r>
+      <w:proofErr w:type="spellEnd"/>
+      <w:r>
+        <w:t xml:space="preserve"> + " </w:t>
+      </w:r>
+      <w:proofErr w:type="spellStart"/>
+      <w:r>
+        <w:t>berumur</w:t>
+      </w:r>
+      <w:proofErr w:type="spellEnd"/>
+      <w:r>
+        <w:t xml:space="preserve"> " + </w:t>
+      </w:r>
+      <w:proofErr w:type="spellStart"/>
+      <w:r>
+        <w:t>umur</w:t>
+      </w:r>
+      <w:proofErr w:type="spellEnd"/>
+      <w:r>
+        <w:t xml:space="preserve"> + " </w:t>
+      </w:r>
+      <w:proofErr w:type="spellStart"/>
+      <w:r>
+        <w:t>tahun</w:t>
+      </w:r>
+      <w:proofErr w:type="spellEnd"/>
+      <w:r>
+        <w:t>.");</w:t>
+      </w:r>
+    </w:p>
+    <w:p>
+      <w:pPr>
+        <w:pStyle w:val="ListParagraph"/>
+        <w:numPr>
+          <w:ilvl w:val="0"/>
+          <w:numId w:val="3"/>
+        </w:numPr>
+        <w:pBdr>
+          <w:bottom w:val="single" w:sz="4" w:space="0" w:color="A6A6A6"/>
+        </w:pBdr>
+        <w:spacing w:after="160"/>
+      </w:pPr>
+      <w:r>
+        <w:t xml:space="preserve">let </w:t>
+      </w:r>
+      <w:proofErr w:type="spellStart"/>
+      <w:r>
+        <w:t>nilai</w:t>
+      </w:r>
+      <w:proofErr w:type="spellEnd"/>
+      <w:r>
+        <w:t xml:space="preserve"> = 60; </w:t>
+      </w:r>
+    </w:p>
+    <w:p>
+      <w:pPr>
+        <w:pStyle w:val="ListParagraph"/>
+        <w:pBdr>
+          <w:bottom w:val="single" w:sz="4" w:space="0" w:color="A6A6A6"/>
+        </w:pBdr>
+        <w:spacing w:after="160"/>
+        <w:ind w:left="720"/>
+      </w:pPr>
+      <w:r>
+        <w:t>if (</w:t>
+      </w:r>
+      <w:proofErr w:type="spellStart"/>
+      <w:r>
+        <w:t>nilai</w:t>
+      </w:r>
+      <w:proofErr w:type="spellEnd"/>
+      <w:r>
+        <w:t xml:space="preserve"> &gt;= 75) {</w:t>
       </w:r>
     </w:p>
     <w:p>
@@ -7197,103 +7265,10 @@
           <w:bottom w:val="single" w:sz="4" w:space="0" w:color="A6A6A6"/>
         </w:pBdr>
         <w:spacing w:after="160"/>
-        <w:rPr>
-          <w:rFonts w:ascii="Consolas" w:eastAsia="Consolas" w:hAnsi="Consolas" w:cs="Consolas"/>
-          <w:color w:val="1F1F1F"/>
-          <w:sz w:val="19"/>
-          <w:szCs w:val="19"/>
-        </w:rPr>
+        <w:ind w:left="360"/>
       </w:pPr>
-      <w:proofErr w:type="gramStart"/>
-      <w:r>
-        <w:rPr>
-          <w:rFonts w:ascii="Consolas" w:eastAsia="Consolas" w:hAnsi="Consolas" w:cs="Consolas"/>
-          <w:color w:val="1F1F1F"/>
-          <w:sz w:val="19"/>
-          <w:szCs w:val="19"/>
-        </w:rPr>
-        <w:t>console.log(</w:t>
-      </w:r>
-      <w:proofErr w:type="spellStart"/>
-      <w:proofErr w:type="gramEnd"/>
-      <w:r>
-        <w:rPr>
-          <w:rFonts w:ascii="Consolas" w:eastAsia="Consolas" w:hAnsi="Consolas" w:cs="Consolas"/>
-          <w:color w:val="1F1F1F"/>
-          <w:sz w:val="19"/>
-          <w:szCs w:val="19"/>
-        </w:rPr>
-        <w:t>nama</w:t>
-      </w:r>
-      <w:proofErr w:type="spellEnd"/>
-      <w:r>
-        <w:rPr>
-          <w:rFonts w:ascii="Consolas" w:eastAsia="Consolas" w:hAnsi="Consolas" w:cs="Consolas"/>
-          <w:color w:val="1F1F1F"/>
-          <w:sz w:val="19"/>
-          <w:szCs w:val="19"/>
-        </w:rPr>
-        <w:t xml:space="preserve"> + " </w:t>
-      </w:r>
-      <w:proofErr w:type="spellStart"/>
-      <w:r>
-        <w:rPr>
-          <w:rFonts w:ascii="Consolas" w:eastAsia="Consolas" w:hAnsi="Consolas" w:cs="Consolas"/>
-          <w:color w:val="1F1F1F"/>
-          <w:sz w:val="19"/>
-          <w:szCs w:val="19"/>
-        </w:rPr>
-        <w:t>berumur</w:t>
-      </w:r>
-      <w:proofErr w:type="spellEnd"/>
-      <w:r>
-        <w:rPr>
-          <w:rFonts w:ascii="Consolas" w:eastAsia="Consolas" w:hAnsi="Consolas" w:cs="Consolas"/>
-          <w:color w:val="1F1F1F"/>
-          <w:sz w:val="19"/>
-          <w:szCs w:val="19"/>
-        </w:rPr>
-        <w:t xml:space="preserve"> " + </w:t>
-      </w:r>
-      <w:proofErr w:type="spellStart"/>
-      <w:r>
-        <w:rPr>
-          <w:rFonts w:ascii="Consolas" w:eastAsia="Consolas" w:hAnsi="Consolas" w:cs="Consolas"/>
-          <w:color w:val="1F1F1F"/>
-          <w:sz w:val="19"/>
-          <w:szCs w:val="19"/>
-        </w:rPr>
-        <w:t>umur</w:t>
-      </w:r>
-      <w:proofErr w:type="spellEnd"/>
-      <w:r>
-        <w:rPr>
-          <w:rFonts w:ascii="Consolas" w:eastAsia="Consolas" w:hAnsi="Consolas" w:cs="Consolas"/>
-          <w:color w:val="1F1F1F"/>
-          <w:sz w:val="19"/>
-          <w:szCs w:val="19"/>
-        </w:rPr>
-        <w:t xml:space="preserve"> + " </w:t>
-      </w:r>
-      <w:proofErr w:type="spellStart"/>
-      <w:r>
-        <w:rPr>
-          <w:rFonts w:ascii="Consolas" w:eastAsia="Consolas" w:hAnsi="Consolas" w:cs="Consolas"/>
-          <w:color w:val="1F1F1F"/>
-          <w:sz w:val="19"/>
-          <w:szCs w:val="19"/>
-        </w:rPr>
-        <w:t>tahun</w:t>
-      </w:r>
-      <w:proofErr w:type="spellEnd"/>
-      <w:r>
-        <w:rPr>
-          <w:rFonts w:ascii="Consolas" w:eastAsia="Consolas" w:hAnsi="Consolas" w:cs="Consolas"/>
-          <w:color w:val="1F1F1F"/>
-          <w:sz w:val="19"/>
-          <w:szCs w:val="19"/>
-        </w:rPr>
-        <w:t>.");</w:t>
+      <w:r>
+        <w:t xml:space="preserve">    console.log("Lulus");</w:t>
       </w:r>
     </w:p>
     <w:p>
@@ -7303,299 +7278,8 @@
         </w:pBdr>
         <w:spacing w:after="160"/>
       </w:pPr>
-    </w:p>
-    <w:p>
-      <w:r>
-        <w:t>2.</w:t>
-      </w:r>
-      <w:r>
-        <w:t xml:space="preserve"> </w:t>
-      </w:r>
-      <w:r>
-        <w:rPr>
-          <w:rFonts w:ascii="Consolas" w:eastAsia="Consolas" w:hAnsi="Consolas" w:cs="Consolas"/>
-          <w:color w:val="1F1F1F"/>
-          <w:sz w:val="19"/>
-          <w:szCs w:val="19"/>
-        </w:rPr>
-        <w:t xml:space="preserve">let </w:t>
-      </w:r>
-      <w:proofErr w:type="spellStart"/>
-      <w:r>
-        <w:rPr>
-          <w:rFonts w:ascii="Consolas" w:eastAsia="Consolas" w:hAnsi="Consolas" w:cs="Consolas"/>
-          <w:color w:val="1F1F1F"/>
-          <w:sz w:val="19"/>
-          <w:szCs w:val="19"/>
-        </w:rPr>
-        <w:t>nilai</w:t>
-      </w:r>
-      <w:proofErr w:type="spellEnd"/>
-      <w:r>
-        <w:rPr>
-          <w:rFonts w:ascii="Consolas" w:eastAsia="Consolas" w:hAnsi="Consolas" w:cs="Consolas"/>
-          <w:color w:val="1F1F1F"/>
-          <w:sz w:val="19"/>
-          <w:szCs w:val="19"/>
-        </w:rPr>
-        <w:t xml:space="preserve"> = 80;</w:t>
-      </w:r>
-    </w:p>
-    <w:p>
-      <w:r>
-        <w:rPr>
-          <w:rFonts w:ascii="Consolas" w:eastAsia="Consolas" w:hAnsi="Consolas" w:cs="Consolas"/>
-          <w:color w:val="1F1F1F"/>
-          <w:sz w:val="19"/>
-          <w:szCs w:val="19"/>
-        </w:rPr>
-        <w:t xml:space="preserve"> </w:t>
-      </w:r>
-    </w:p>
-    <w:p>
-      <w:r>
-        <w:rPr>
-          <w:rFonts w:ascii="Consolas" w:eastAsia="Consolas" w:hAnsi="Consolas" w:cs="Consolas"/>
-          <w:color w:val="1F1F1F"/>
-          <w:sz w:val="19"/>
-          <w:szCs w:val="19"/>
-        </w:rPr>
-        <w:t>if (</w:t>
-      </w:r>
-      <w:proofErr w:type="spellStart"/>
-      <w:r>
-        <w:rPr>
-          <w:rFonts w:ascii="Consolas" w:eastAsia="Consolas" w:hAnsi="Consolas" w:cs="Consolas"/>
-          <w:color w:val="1F1F1F"/>
-          <w:sz w:val="19"/>
-          <w:szCs w:val="19"/>
-        </w:rPr>
-        <w:t>nilai</w:t>
-      </w:r>
-      <w:proofErr w:type="spellEnd"/>
-      <w:r>
-        <w:rPr>
-          <w:rFonts w:ascii="Consolas" w:eastAsia="Consolas" w:hAnsi="Consolas" w:cs="Consolas"/>
-          <w:color w:val="1F1F1F"/>
-          <w:sz w:val="19"/>
-          <w:szCs w:val="19"/>
-        </w:rPr>
-        <w:t xml:space="preserve"> &gt;= 75) {</w:t>
-      </w:r>
-    </w:p>
-    <w:p>
-      <w:r>
-        <w:rPr>
-          <w:rFonts w:ascii="Consolas" w:eastAsia="Consolas" w:hAnsi="Consolas" w:cs="Consolas"/>
-          <w:color w:val="1F1F1F"/>
-          <w:sz w:val="19"/>
-          <w:szCs w:val="19"/>
-        </w:rPr>
-        <w:t xml:space="preserve">    console.log("Lulus");</w:t>
-      </w:r>
-    </w:p>
-    <w:p>
-      <w:r>
-        <w:rPr>
-          <w:rFonts w:ascii="Consolas" w:eastAsia="Consolas" w:hAnsi="Consolas" w:cs="Consolas"/>
-          <w:color w:val="1F1F1F"/>
-          <w:sz w:val="19"/>
-          <w:szCs w:val="19"/>
-        </w:rPr>
+      <w:r>
         <w:t>} else {</w:t>
-      </w:r>
-    </w:p>
-    <w:p>
-      <w:r>
-        <w:rPr>
-          <w:rFonts w:ascii="Consolas" w:eastAsia="Consolas" w:hAnsi="Consolas" w:cs="Consolas"/>
-          <w:color w:val="1F1F1F"/>
-          <w:sz w:val="19"/>
-          <w:szCs w:val="19"/>
-        </w:rPr>
-        <w:t xml:space="preserve">    </w:t>
-      </w:r>
-      <w:proofErr w:type="gramStart"/>
-      <w:r>
-        <w:rPr>
-          <w:rFonts w:ascii="Consolas" w:eastAsia="Consolas" w:hAnsi="Consolas" w:cs="Consolas"/>
-          <w:color w:val="1F1F1F"/>
-          <w:sz w:val="19"/>
-          <w:szCs w:val="19"/>
-        </w:rPr>
-        <w:t>console.log(</w:t>
-      </w:r>
-      <w:proofErr w:type="gramEnd"/>
-      <w:r>
-        <w:rPr>
-          <w:rFonts w:ascii="Consolas" w:eastAsia="Consolas" w:hAnsi="Consolas" w:cs="Consolas"/>
-          <w:color w:val="1F1F1F"/>
-          <w:sz w:val="19"/>
-          <w:szCs w:val="19"/>
-        </w:rPr>
-        <w:t>"sorry ga lulus");</w:t>
-      </w:r>
-    </w:p>
-    <w:p>
-      <w:pPr>
-        <w:rPr>
-          <w:rFonts w:ascii="Consolas" w:eastAsia="Consolas" w:hAnsi="Consolas" w:cs="Consolas"/>
-          <w:color w:val="1F1F1F"/>
-          <w:sz w:val="19"/>
-          <w:szCs w:val="19"/>
-        </w:rPr>
-      </w:pPr>
-      <w:r>
-        <w:rPr>
-          <w:rFonts w:ascii="Consolas" w:eastAsia="Consolas" w:hAnsi="Consolas" w:cs="Consolas"/>
-          <w:color w:val="1F1F1F"/>
-          <w:sz w:val="19"/>
-          <w:szCs w:val="19"/>
-        </w:rPr>
-        <w:t>}</w:t>
-      </w:r>
-    </w:p>
-    <w:p>
-      <w:r>
-        <w:rPr>
-          <w:rFonts w:ascii="Consolas" w:eastAsia="Consolas" w:hAnsi="Consolas" w:cs="Consolas"/>
-          <w:color w:val="1F1F1F"/>
-          <w:sz w:val="19"/>
-          <w:szCs w:val="19"/>
-        </w:rPr>
-        <w:lastRenderedPageBreak/>
-        <w:t>3.</w:t>
-      </w:r>
-      <w:r>
-        <w:rPr>
-          <w:rFonts w:ascii="Consolas" w:eastAsia="Consolas" w:hAnsi="Consolas" w:cs="Consolas"/>
-          <w:color w:val="1F1F1F"/>
-          <w:sz w:val="19"/>
-          <w:szCs w:val="19"/>
-        </w:rPr>
-        <w:t xml:space="preserve"> </w:t>
-      </w:r>
-      <w:r>
-        <w:rPr>
-          <w:rFonts w:ascii="Consolas" w:eastAsia="Consolas" w:hAnsi="Consolas" w:cs="Consolas"/>
-          <w:color w:val="1F1F1F"/>
-          <w:sz w:val="19"/>
-          <w:szCs w:val="19"/>
-        </w:rPr>
-        <w:t xml:space="preserve">for (let </w:t>
-      </w:r>
-      <w:proofErr w:type="spellStart"/>
-      <w:r>
-        <w:rPr>
-          <w:rFonts w:ascii="Consolas" w:eastAsia="Consolas" w:hAnsi="Consolas" w:cs="Consolas"/>
-          <w:color w:val="1F1F1F"/>
-          <w:sz w:val="19"/>
-          <w:szCs w:val="19"/>
-        </w:rPr>
-        <w:t>i</w:t>
-      </w:r>
-      <w:proofErr w:type="spellEnd"/>
-      <w:r>
-        <w:rPr>
-          <w:rFonts w:ascii="Consolas" w:eastAsia="Consolas" w:hAnsi="Consolas" w:cs="Consolas"/>
-          <w:color w:val="1F1F1F"/>
-          <w:sz w:val="19"/>
-          <w:szCs w:val="19"/>
-        </w:rPr>
-        <w:t xml:space="preserve"> = 1; </w:t>
-      </w:r>
-      <w:proofErr w:type="spellStart"/>
-      <w:r>
-        <w:rPr>
-          <w:rFonts w:ascii="Consolas" w:eastAsia="Consolas" w:hAnsi="Consolas" w:cs="Consolas"/>
-          <w:color w:val="1F1F1F"/>
-          <w:sz w:val="19"/>
-          <w:szCs w:val="19"/>
-        </w:rPr>
-        <w:t>i</w:t>
-      </w:r>
-      <w:proofErr w:type="spellEnd"/>
-      <w:r>
-        <w:rPr>
-          <w:rFonts w:ascii="Consolas" w:eastAsia="Consolas" w:hAnsi="Consolas" w:cs="Consolas"/>
-          <w:color w:val="1F1F1F"/>
-          <w:sz w:val="19"/>
-          <w:szCs w:val="19"/>
-        </w:rPr>
-        <w:t xml:space="preserve"> &lt;= 20; </w:t>
-      </w:r>
-      <w:proofErr w:type="spellStart"/>
-      <w:r>
-        <w:rPr>
-          <w:rFonts w:ascii="Consolas" w:eastAsia="Consolas" w:hAnsi="Consolas" w:cs="Consolas"/>
-          <w:color w:val="1F1F1F"/>
-          <w:sz w:val="19"/>
-          <w:szCs w:val="19"/>
-        </w:rPr>
-        <w:t>i</w:t>
-      </w:r>
-      <w:proofErr w:type="spellEnd"/>
-      <w:r>
-        <w:rPr>
-          <w:rFonts w:ascii="Consolas" w:eastAsia="Consolas" w:hAnsi="Consolas" w:cs="Consolas"/>
-          <w:color w:val="1F1F1F"/>
-          <w:sz w:val="19"/>
-          <w:szCs w:val="19"/>
-        </w:rPr>
-        <w:t>++) {</w:t>
-      </w:r>
-    </w:p>
-    <w:p>
-      <w:r>
-        <w:rPr>
-          <w:rFonts w:ascii="Consolas" w:eastAsia="Consolas" w:hAnsi="Consolas" w:cs="Consolas"/>
-          <w:color w:val="1F1F1F"/>
-          <w:sz w:val="19"/>
-          <w:szCs w:val="19"/>
-        </w:rPr>
-        <w:t xml:space="preserve">    console.log(</w:t>
-      </w:r>
-      <w:proofErr w:type="spellStart"/>
-      <w:r>
-        <w:rPr>
-          <w:rFonts w:ascii="Consolas" w:eastAsia="Consolas" w:hAnsi="Consolas" w:cs="Consolas"/>
-          <w:color w:val="1F1F1F"/>
-          <w:sz w:val="19"/>
-          <w:szCs w:val="19"/>
-        </w:rPr>
-        <w:t>i</w:t>
-      </w:r>
-      <w:proofErr w:type="spellEnd"/>
-      <w:r>
-        <w:rPr>
-          <w:rFonts w:ascii="Consolas" w:eastAsia="Consolas" w:hAnsi="Consolas" w:cs="Consolas"/>
-          <w:color w:val="1F1F1F"/>
-          <w:sz w:val="19"/>
-          <w:szCs w:val="19"/>
-        </w:rPr>
-        <w:t>);</w:t>
-      </w:r>
-    </w:p>
-    <w:p>
-      <w:r>
-        <w:rPr>
-          <w:rFonts w:ascii="Consolas" w:eastAsia="Consolas" w:hAnsi="Consolas" w:cs="Consolas"/>
-          <w:color w:val="1F1F1F"/>
-          <w:sz w:val="19"/>
-          <w:szCs w:val="19"/>
-        </w:rPr>
-        <w:t>}</w:t>
-      </w:r>
-    </w:p>
-    <w:p>
-      <w:r>
-        <w:rPr>
-          <w:rFonts w:ascii="Consolas" w:eastAsia="Consolas" w:hAnsi="Consolas" w:cs="Consolas"/>
-          <w:color w:val="1F1F1F"/>
-          <w:sz w:val="19"/>
-          <w:szCs w:val="19"/>
-        </w:rPr>
-        <w:t xml:space="preserve"> </w:t>
       </w:r>
     </w:p>
     <w:p>
@@ -7604,70 +7288,139 @@
           <w:bottom w:val="single" w:sz="4" w:space="0" w:color="A6A6A6"/>
         </w:pBdr>
         <w:spacing w:after="160"/>
-        <w:rPr>
-          <w:rFonts w:ascii="Consolas" w:eastAsia="Consolas" w:hAnsi="Consolas" w:cs="Consolas"/>
-          <w:color w:val="1F1F1F"/>
-          <w:sz w:val="19"/>
-          <w:szCs w:val="19"/>
-        </w:rPr>
       </w:pPr>
       <w:r>
-        <w:rPr>
-          <w:rFonts w:ascii="Consolas" w:eastAsia="Consolas" w:hAnsi="Consolas" w:cs="Consolas"/>
-          <w:color w:val="1F1F1F"/>
-          <w:sz w:val="19"/>
-          <w:szCs w:val="19"/>
-        </w:rPr>
-        <w:t>4.</w:t>
-      </w:r>
-      <w:r>
-        <w:rPr>
-          <w:rFonts w:ascii="Consolas" w:eastAsia="Consolas" w:hAnsi="Consolas" w:cs="Consolas"/>
-          <w:color w:val="1F1F1F"/>
-          <w:sz w:val="19"/>
-          <w:szCs w:val="19"/>
-        </w:rPr>
+        <w:lastRenderedPageBreak/>
+        <w:t xml:space="preserve">    </w:t>
+      </w:r>
+      <w:proofErr w:type="gramStart"/>
+      <w:r>
+        <w:t>console.log(</w:t>
+      </w:r>
+      <w:proofErr w:type="gramEnd"/>
+      <w:r>
+        <w:t xml:space="preserve">"sorry ga lulus");   // </w:t>
+      </w:r>
+      <w:proofErr w:type="spellStart"/>
+      <w:r>
+        <w:t>lengkapi</w:t>
+      </w:r>
+      <w:proofErr w:type="spellEnd"/>
+    </w:p>
+    <w:p>
+      <w:pPr>
+        <w:pStyle w:val="ListParagraph"/>
+        <w:pBdr>
+          <w:bottom w:val="single" w:sz="4" w:space="0" w:color="A6A6A6"/>
+        </w:pBdr>
+        <w:spacing w:after="160"/>
+        <w:ind w:left="720"/>
+      </w:pPr>
+      <w:r>
+        <w:t>}</w:t>
+      </w:r>
+    </w:p>
+    <w:p>
+      <w:pPr>
+        <w:pBdr>
+          <w:bottom w:val="single" w:sz="4" w:space="0" w:color="A6A6A6"/>
+        </w:pBdr>
+        <w:spacing w:after="160"/>
+      </w:pPr>
+      <w:r>
+        <w:t xml:space="preserve">        3.</w:t>
+      </w:r>
+      <w:r>
+        <w:t xml:space="preserve"> </w:t>
+      </w:r>
+      <w:r>
+        <w:t xml:space="preserve">for (let </w:t>
+      </w:r>
+      <w:proofErr w:type="spellStart"/>
+      <w:r>
+        <w:t>i</w:t>
+      </w:r>
+      <w:proofErr w:type="spellEnd"/>
+      <w:r>
+        <w:t xml:space="preserve"> = 1; </w:t>
+      </w:r>
+      <w:proofErr w:type="spellStart"/>
+      <w:r>
+        <w:t>i</w:t>
+      </w:r>
+      <w:proofErr w:type="spellEnd"/>
+      <w:r>
+        <w:t xml:space="preserve"> &lt;= 20; </w:t>
+      </w:r>
+      <w:proofErr w:type="spellStart"/>
+      <w:r>
+        <w:t>i</w:t>
+      </w:r>
+      <w:proofErr w:type="spellEnd"/>
+      <w:r>
+        <w:t>++) {</w:t>
+      </w:r>
+    </w:p>
+    <w:p>
+      <w:pPr>
+        <w:pBdr>
+          <w:bottom w:val="single" w:sz="4" w:space="0" w:color="A6A6A6"/>
+        </w:pBdr>
+        <w:spacing w:after="160"/>
+      </w:pPr>
+      <w:r>
+        <w:t xml:space="preserve">    console.log(</w:t>
+      </w:r>
+      <w:proofErr w:type="spellStart"/>
+      <w:r>
+        <w:t>i</w:t>
+      </w:r>
+      <w:proofErr w:type="spellEnd"/>
+      <w:r>
+        <w:t>);</w:t>
+      </w:r>
+    </w:p>
+    <w:p>
+      <w:pPr>
+        <w:pBdr>
+          <w:bottom w:val="single" w:sz="4" w:space="0" w:color="A6A6A6"/>
+        </w:pBdr>
+        <w:spacing w:after="160"/>
+      </w:pPr>
+      <w:r>
+        <w:t>}</w:t>
+      </w:r>
+    </w:p>
+    <w:p>
+      <w:pPr>
+        <w:pStyle w:val="ListParagraph"/>
+        <w:numPr>
+          <w:ilvl w:val="0"/>
+          <w:numId w:val="4"/>
+        </w:numPr>
+        <w:pBdr>
+          <w:bottom w:val="single" w:sz="4" w:space="0" w:color="A6A6A6"/>
+        </w:pBdr>
+        <w:spacing w:after="160"/>
+      </w:pPr>
+      <w:r>
         <w:t xml:space="preserve">function </w:t>
       </w:r>
       <w:proofErr w:type="spellStart"/>
       <w:r>
-        <w:rPr>
-          <w:rFonts w:ascii="Consolas" w:eastAsia="Consolas" w:hAnsi="Consolas" w:cs="Consolas"/>
-          <w:color w:val="1F1F1F"/>
-          <w:sz w:val="19"/>
-          <w:szCs w:val="19"/>
-        </w:rPr>
         <w:t>hitungluaspersegi</w:t>
       </w:r>
       <w:proofErr w:type="spellEnd"/>
       <w:r>
-        <w:rPr>
-          <w:rFonts w:ascii="Consolas" w:eastAsia="Consolas" w:hAnsi="Consolas" w:cs="Consolas"/>
-          <w:color w:val="1F1F1F"/>
-          <w:sz w:val="19"/>
-          <w:szCs w:val="19"/>
-        </w:rPr>
-        <w:t xml:space="preserve"> (</w:t>
-      </w:r>
-      <w:proofErr w:type="spellStart"/>
-      <w:r>
-        <w:rPr>
-          <w:rFonts w:ascii="Consolas" w:eastAsia="Consolas" w:hAnsi="Consolas" w:cs="Consolas"/>
-          <w:color w:val="1F1F1F"/>
-          <w:sz w:val="19"/>
-          <w:szCs w:val="19"/>
-        </w:rPr>
+        <w:t>(</w:t>
+      </w:r>
+      <w:proofErr w:type="spellStart"/>
+      <w:r>
         <w:t>sisi</w:t>
       </w:r>
       <w:proofErr w:type="spellEnd"/>
       <w:proofErr w:type="gramStart"/>
       <w:r>
-        <w:rPr>
-          <w:rFonts w:ascii="Consolas" w:eastAsia="Consolas" w:hAnsi="Consolas" w:cs="Consolas"/>
-          <w:color w:val="1F1F1F"/>
-          <w:sz w:val="19"/>
-          <w:szCs w:val="19"/>
-        </w:rPr>
         <w:t>){</w:t>
       </w:r>
       <w:proofErr w:type="gramEnd"/>
@@ -7678,420 +7431,161 @@
           <w:bottom w:val="single" w:sz="4" w:space="0" w:color="A6A6A6"/>
         </w:pBdr>
         <w:spacing w:after="160"/>
-        <w:rPr>
-          <w:rFonts w:ascii="Consolas" w:eastAsia="Consolas" w:hAnsi="Consolas" w:cs="Consolas"/>
-          <w:color w:val="1F1F1F"/>
-          <w:sz w:val="19"/>
-          <w:szCs w:val="19"/>
-        </w:rPr>
+        <w:ind w:left="360"/>
       </w:pPr>
       <w:r>
-        <w:rPr>
-          <w:rFonts w:ascii="Consolas" w:eastAsia="Consolas" w:hAnsi="Consolas" w:cs="Consolas"/>
-          <w:color w:val="1F1F1F"/>
-          <w:sz w:val="19"/>
-          <w:szCs w:val="19"/>
-        </w:rPr>
-        <w:t xml:space="preserve">Return </w:t>
-      </w:r>
-      <w:proofErr w:type="spellStart"/>
-      <w:r>
-        <w:rPr>
-          <w:rFonts w:ascii="Consolas" w:eastAsia="Consolas" w:hAnsi="Consolas" w:cs="Consolas"/>
-          <w:color w:val="1F1F1F"/>
-          <w:sz w:val="19"/>
-          <w:szCs w:val="19"/>
-        </w:rPr>
+        <w:t xml:space="preserve">   </w:t>
+      </w:r>
+      <w:r>
+        <w:t xml:space="preserve">    return </w:t>
+      </w:r>
+      <w:proofErr w:type="spellStart"/>
+      <w:r>
         <w:t>sisi</w:t>
       </w:r>
       <w:proofErr w:type="spellEnd"/>
       <w:r>
-        <w:rPr>
-          <w:rFonts w:ascii="Consolas" w:eastAsia="Consolas" w:hAnsi="Consolas" w:cs="Consolas"/>
-          <w:color w:val="1F1F1F"/>
-          <w:sz w:val="19"/>
-          <w:szCs w:val="19"/>
-        </w:rPr>
         <w:t>*</w:t>
       </w:r>
       <w:proofErr w:type="spellStart"/>
       <w:r>
-        <w:rPr>
-          <w:rFonts w:ascii="Consolas" w:eastAsia="Consolas" w:hAnsi="Consolas" w:cs="Consolas"/>
-          <w:color w:val="1F1F1F"/>
-          <w:sz w:val="19"/>
-          <w:szCs w:val="19"/>
-        </w:rPr>
         <w:t>sisi</w:t>
       </w:r>
       <w:proofErr w:type="spellEnd"/>
       <w:r>
-        <w:rPr>
-          <w:rFonts w:ascii="Consolas" w:eastAsia="Consolas" w:hAnsi="Consolas" w:cs="Consolas"/>
-          <w:color w:val="1F1F1F"/>
-          <w:sz w:val="19"/>
-          <w:szCs w:val="19"/>
-        </w:rPr>
-        <w:t>;</w:t>
+        <w:t>;}</w:t>
       </w:r>
     </w:p>
     <w:p>
       <w:pPr>
+        <w:pStyle w:val="ListParagraph"/>
         <w:pBdr>
           <w:bottom w:val="single" w:sz="4" w:space="0" w:color="A6A6A6"/>
         </w:pBdr>
         <w:spacing w:after="160"/>
-        <w:rPr>
-          <w:rFonts w:ascii="Consolas" w:eastAsia="Consolas" w:hAnsi="Consolas" w:cs="Consolas"/>
-          <w:color w:val="1F1F1F"/>
-          <w:sz w:val="19"/>
-          <w:szCs w:val="19"/>
-        </w:rPr>
+        <w:ind w:left="720"/>
       </w:pPr>
       <w:r>
-        <w:rPr>
-          <w:rFonts w:ascii="Consolas" w:eastAsia="Consolas" w:hAnsi="Consolas" w:cs="Consolas"/>
-          <w:color w:val="1F1F1F"/>
-          <w:sz w:val="19"/>
-          <w:szCs w:val="19"/>
-        </w:rPr>
-        <w:t>}</w:t>
+        <w:t xml:space="preserve">let </w:t>
+      </w:r>
+      <w:proofErr w:type="spellStart"/>
+      <w:r>
+        <w:t>sisipersegi</w:t>
+      </w:r>
+      <w:proofErr w:type="spellEnd"/>
+      <w:r>
+        <w:t xml:space="preserve"> = 5;</w:t>
       </w:r>
     </w:p>
     <w:p>
       <w:pPr>
+        <w:pStyle w:val="ListParagraph"/>
         <w:pBdr>
           <w:bottom w:val="single" w:sz="4" w:space="0" w:color="A6A6A6"/>
         </w:pBdr>
         <w:spacing w:after="160"/>
-        <w:rPr>
-          <w:rFonts w:ascii="Consolas" w:eastAsia="Consolas" w:hAnsi="Consolas" w:cs="Consolas"/>
-          <w:color w:val="1F1F1F"/>
-          <w:sz w:val="19"/>
-          <w:szCs w:val="19"/>
-        </w:rPr>
+        <w:ind w:left="720"/>
       </w:pPr>
       <w:r>
-        <w:rPr>
-          <w:rFonts w:ascii="Consolas" w:eastAsia="Consolas" w:hAnsi="Consolas" w:cs="Consolas"/>
-          <w:color w:val="1F1F1F"/>
-          <w:sz w:val="19"/>
-          <w:szCs w:val="19"/>
-        </w:rPr>
-        <w:t xml:space="preserve">Let </w:t>
-      </w:r>
-      <w:proofErr w:type="spellStart"/>
-      <w:r>
-        <w:rPr>
-          <w:rFonts w:ascii="Consolas" w:eastAsia="Consolas" w:hAnsi="Consolas" w:cs="Consolas"/>
-          <w:color w:val="1F1F1F"/>
-          <w:sz w:val="19"/>
-          <w:szCs w:val="19"/>
-        </w:rPr>
+        <w:t xml:space="preserve">let </w:t>
+      </w:r>
+      <w:proofErr w:type="spellStart"/>
+      <w:r>
+        <w:t>luas</w:t>
+      </w:r>
+      <w:proofErr w:type="spellEnd"/>
+      <w:r>
+        <w:t xml:space="preserve"> = </w:t>
+      </w:r>
+      <w:proofErr w:type="spellStart"/>
+      <w:r>
+        <w:t>hitungluaspersegi</w:t>
+      </w:r>
+      <w:proofErr w:type="spellEnd"/>
+      <w:r>
+        <w:t>(</w:t>
+      </w:r>
+      <w:proofErr w:type="spellStart"/>
+      <w:r>
         <w:t>sisipersegi</w:t>
       </w:r>
       <w:proofErr w:type="spellEnd"/>
       <w:r>
-        <w:rPr>
-          <w:rFonts w:ascii="Consolas" w:eastAsia="Consolas" w:hAnsi="Consolas" w:cs="Consolas"/>
-          <w:color w:val="1F1F1F"/>
-          <w:sz w:val="19"/>
-          <w:szCs w:val="19"/>
-        </w:rPr>
-        <w:t xml:space="preserve"> = 5;</w:t>
+        <w:t>);</w:t>
       </w:r>
     </w:p>
     <w:p>
       <w:pPr>
+        <w:pStyle w:val="ListParagraph"/>
         <w:pBdr>
           <w:bottom w:val="single" w:sz="4" w:space="0" w:color="A6A6A6"/>
         </w:pBdr>
         <w:spacing w:after="160"/>
-        <w:rPr>
-          <w:rFonts w:ascii="Consolas" w:eastAsia="Consolas" w:hAnsi="Consolas" w:cs="Consolas"/>
-          <w:color w:val="1F1F1F"/>
-          <w:sz w:val="19"/>
-          <w:szCs w:val="19"/>
-        </w:rPr>
-      </w:pPr>
-      <w:r>
-        <w:rPr>
-          <w:rFonts w:ascii="Consolas" w:eastAsia="Consolas" w:hAnsi="Consolas" w:cs="Consolas"/>
-          <w:color w:val="1F1F1F"/>
-          <w:sz w:val="19"/>
-          <w:szCs w:val="19"/>
-        </w:rPr>
-        <w:t xml:space="preserve">Let </w:t>
-      </w:r>
-      <w:proofErr w:type="spellStart"/>
-      <w:r>
-        <w:rPr>
-          <w:rFonts w:ascii="Consolas" w:eastAsia="Consolas" w:hAnsi="Consolas" w:cs="Consolas"/>
-          <w:color w:val="1F1F1F"/>
-          <w:sz w:val="19"/>
-          <w:szCs w:val="19"/>
-        </w:rPr>
-        <w:t>luas</w:t>
-      </w:r>
-      <w:proofErr w:type="spellEnd"/>
-      <w:r>
-        <w:rPr>
-          <w:rFonts w:ascii="Consolas" w:eastAsia="Consolas" w:hAnsi="Consolas" w:cs="Consolas"/>
-          <w:color w:val="1F1F1F"/>
-          <w:sz w:val="19"/>
-          <w:szCs w:val="19"/>
-        </w:rPr>
-        <w:t xml:space="preserve"> + </w:t>
-      </w:r>
-      <w:proofErr w:type="spellStart"/>
-      <w:r>
-        <w:rPr>
-          <w:rFonts w:ascii="Consolas" w:eastAsia="Consolas" w:hAnsi="Consolas" w:cs="Consolas"/>
-          <w:color w:val="1F1F1F"/>
-          <w:sz w:val="19"/>
-          <w:szCs w:val="19"/>
-        </w:rPr>
-        <w:t>hitungluaspersegi</w:t>
-      </w:r>
-      <w:proofErr w:type="spellEnd"/>
-      <w:r>
-        <w:rPr>
-          <w:rFonts w:ascii="Consolas" w:eastAsia="Consolas" w:hAnsi="Consolas" w:cs="Consolas"/>
-          <w:color w:val="1F1F1F"/>
-          <w:sz w:val="19"/>
-          <w:szCs w:val="19"/>
-        </w:rPr>
-        <w:t xml:space="preserve"> (</w:t>
-      </w:r>
-      <w:proofErr w:type="spellStart"/>
-      <w:r>
-        <w:rPr>
-          <w:rFonts w:ascii="Consolas" w:eastAsia="Consolas" w:hAnsi="Consolas" w:cs="Consolas"/>
-          <w:color w:val="1F1F1F"/>
-          <w:sz w:val="19"/>
-          <w:szCs w:val="19"/>
-        </w:rPr>
-        <w:t>sisipersegi</w:t>
-      </w:r>
-      <w:proofErr w:type="spellEnd"/>
-      <w:r>
-        <w:rPr>
-          <w:rFonts w:ascii="Consolas" w:eastAsia="Consolas" w:hAnsi="Consolas" w:cs="Consolas"/>
-          <w:color w:val="1F1F1F"/>
-          <w:sz w:val="19"/>
-          <w:szCs w:val="19"/>
-        </w:rPr>
-        <w:t>);</w:t>
-      </w:r>
-    </w:p>
-    <w:p>
-      <w:pPr>
-        <w:pBdr>
-          <w:bottom w:val="single" w:sz="4" w:space="0" w:color="A6A6A6"/>
-        </w:pBdr>
-        <w:spacing w:after="160"/>
-        <w:rPr>
-          <w:rFonts w:ascii="Consolas" w:eastAsia="Consolas" w:hAnsi="Consolas" w:cs="Consolas"/>
-          <w:color w:val="1F1F1F"/>
-          <w:sz w:val="19"/>
-          <w:szCs w:val="19"/>
-        </w:rPr>
-      </w:pPr>
-    </w:p>
-    <w:p>
-      <w:pPr>
-        <w:pBdr>
-          <w:bottom w:val="single" w:sz="4" w:space="0" w:color="A6A6A6"/>
-        </w:pBdr>
-        <w:spacing w:after="160"/>
-        <w:rPr>
-          <w:rFonts w:ascii="Consolas" w:eastAsia="Consolas" w:hAnsi="Consolas" w:cs="Consolas"/>
-          <w:color w:val="1F1F1F"/>
-          <w:sz w:val="19"/>
-          <w:szCs w:val="19"/>
-        </w:rPr>
+        <w:ind w:left="720"/>
       </w:pPr>
       <w:proofErr w:type="gramStart"/>
       <w:r>
-        <w:rPr>
-          <w:rFonts w:ascii="Consolas" w:eastAsia="Consolas" w:hAnsi="Consolas" w:cs="Consolas"/>
-          <w:color w:val="1F1F1F"/>
-          <w:sz w:val="19"/>
-          <w:szCs w:val="19"/>
-        </w:rPr>
-        <w:t>Console.log(</w:t>
+        <w:t>console.log(</w:t>
       </w:r>
       <w:proofErr w:type="gramEnd"/>
       <w:r>
-        <w:rPr>
-          <w:rFonts w:ascii="Consolas" w:eastAsia="Consolas" w:hAnsi="Consolas" w:cs="Consolas"/>
-          <w:color w:val="1F1F1F"/>
-          <w:sz w:val="19"/>
-          <w:szCs w:val="19"/>
-        </w:rPr>
-        <w:t>“</w:t>
-      </w:r>
-      <w:proofErr w:type="spellStart"/>
-      <w:r>
-        <w:rPr>
-          <w:rFonts w:ascii="Consolas" w:eastAsia="Consolas" w:hAnsi="Consolas" w:cs="Consolas"/>
-          <w:color w:val="1F1F1F"/>
-          <w:sz w:val="19"/>
-          <w:szCs w:val="19"/>
-        </w:rPr>
+        <w:t>"</w:t>
+      </w:r>
+      <w:proofErr w:type="spellStart"/>
+      <w:r>
         <w:t>luas</w:t>
       </w:r>
       <w:proofErr w:type="spellEnd"/>
       <w:r>
-        <w:rPr>
-          <w:rFonts w:ascii="Consolas" w:eastAsia="Consolas" w:hAnsi="Consolas" w:cs="Consolas"/>
-          <w:color w:val="1F1F1F"/>
-          <w:sz w:val="19"/>
-          <w:szCs w:val="19"/>
-        </w:rPr>
-        <w:t xml:space="preserve"> </w:t>
-      </w:r>
-      <w:proofErr w:type="spellStart"/>
-      <w:r>
-        <w:rPr>
-          <w:rFonts w:ascii="Consolas" w:eastAsia="Consolas" w:hAnsi="Consolas" w:cs="Consolas"/>
-          <w:color w:val="1F1F1F"/>
-          <w:sz w:val="19"/>
-          <w:szCs w:val="19"/>
-        </w:rPr>
+        <w:t xml:space="preserve"> </w:t>
+      </w:r>
+      <w:proofErr w:type="spellStart"/>
+      <w:r>
         <w:t>persegi</w:t>
       </w:r>
       <w:proofErr w:type="spellEnd"/>
       <w:r>
-        <w:rPr>
-          <w:rFonts w:ascii="Consolas" w:eastAsia="Consolas" w:hAnsi="Consolas" w:cs="Consolas"/>
-          <w:color w:val="1F1F1F"/>
-          <w:sz w:val="19"/>
-          <w:szCs w:val="19"/>
-        </w:rPr>
-        <w:t xml:space="preserve"> </w:t>
-      </w:r>
-      <w:proofErr w:type="spellStart"/>
-      <w:r>
-        <w:rPr>
-          <w:rFonts w:ascii="Consolas" w:eastAsia="Consolas" w:hAnsi="Consolas" w:cs="Consolas"/>
-          <w:color w:val="1F1F1F"/>
-          <w:sz w:val="19"/>
-          <w:szCs w:val="19"/>
-        </w:rPr>
+        <w:t xml:space="preserve"> </w:t>
+      </w:r>
+      <w:proofErr w:type="spellStart"/>
+      <w:r>
         <w:t>dengan</w:t>
       </w:r>
       <w:proofErr w:type="spellEnd"/>
       <w:r>
-        <w:rPr>
-          <w:rFonts w:ascii="Consolas" w:eastAsia="Consolas" w:hAnsi="Consolas" w:cs="Consolas"/>
-          <w:color w:val="1F1F1F"/>
-          <w:sz w:val="19"/>
-          <w:szCs w:val="19"/>
-        </w:rPr>
-        <w:t xml:space="preserve"> </w:t>
-      </w:r>
-      <w:proofErr w:type="spellStart"/>
-      <w:r>
-        <w:rPr>
-          <w:rFonts w:ascii="Consolas" w:eastAsia="Consolas" w:hAnsi="Consolas" w:cs="Consolas"/>
-          <w:color w:val="1F1F1F"/>
-          <w:sz w:val="19"/>
-          <w:szCs w:val="19"/>
-        </w:rPr>
+        <w:t xml:space="preserve"> </w:t>
+      </w:r>
+      <w:proofErr w:type="spellStart"/>
+      <w:r>
         <w:t>sisi</w:t>
       </w:r>
       <w:proofErr w:type="spellEnd"/>
       <w:r>
-        <w:rPr>
-          <w:rFonts w:ascii="Consolas" w:eastAsia="Consolas" w:hAnsi="Consolas" w:cs="Consolas"/>
-          <w:color w:val="1F1F1F"/>
-          <w:sz w:val="19"/>
-          <w:szCs w:val="19"/>
-        </w:rPr>
-        <w:t xml:space="preserve">” + </w:t>
-      </w:r>
-      <w:proofErr w:type="spellStart"/>
-      <w:r>
-        <w:rPr>
-          <w:rFonts w:ascii="Consolas" w:eastAsia="Consolas" w:hAnsi="Consolas" w:cs="Consolas"/>
-          <w:color w:val="1F1F1F"/>
-          <w:sz w:val="19"/>
-          <w:szCs w:val="19"/>
-        </w:rPr>
+        <w:t xml:space="preserve">" + </w:t>
+      </w:r>
+      <w:proofErr w:type="spellStart"/>
+      <w:r>
         <w:t>sisipersegi</w:t>
       </w:r>
       <w:proofErr w:type="spellEnd"/>
       <w:r>
-        <w:rPr>
-          <w:rFonts w:ascii="Consolas" w:eastAsia="Consolas" w:hAnsi="Consolas" w:cs="Consolas"/>
-          <w:color w:val="1F1F1F"/>
-          <w:sz w:val="19"/>
-          <w:szCs w:val="19"/>
-        </w:rPr>
-        <w:t xml:space="preserve"> + “</w:t>
-      </w:r>
-      <w:proofErr w:type="spellStart"/>
-      <w:r>
-        <w:rPr>
-          <w:rFonts w:ascii="Consolas" w:eastAsia="Consolas" w:hAnsi="Consolas" w:cs="Consolas"/>
-          <w:color w:val="1F1F1F"/>
-          <w:sz w:val="19"/>
-          <w:szCs w:val="19"/>
-        </w:rPr>
+        <w:t xml:space="preserve"> + "</w:t>
+      </w:r>
+      <w:proofErr w:type="spellStart"/>
+      <w:r>
         <w:t>adalah</w:t>
       </w:r>
       <w:proofErr w:type="spellEnd"/>
       <w:r>
-        <w:rPr>
-          <w:rFonts w:ascii="Consolas" w:eastAsia="Consolas" w:hAnsi="Consolas" w:cs="Consolas"/>
-          <w:color w:val="1F1F1F"/>
-          <w:sz w:val="19"/>
-          <w:szCs w:val="19"/>
-        </w:rPr>
-        <w:t xml:space="preserve">” + </w:t>
-      </w:r>
-      <w:proofErr w:type="spellStart"/>
-      <w:r>
-        <w:rPr>
-          <w:rFonts w:ascii="Consolas" w:eastAsia="Consolas" w:hAnsi="Consolas" w:cs="Consolas"/>
-          <w:color w:val="1F1F1F"/>
-          <w:sz w:val="19"/>
-          <w:szCs w:val="19"/>
-        </w:rPr>
+        <w:t xml:space="preserve">" + </w:t>
+      </w:r>
+      <w:proofErr w:type="spellStart"/>
+      <w:r>
         <w:t>luas</w:t>
       </w:r>
       <w:proofErr w:type="spellEnd"/>
       <w:r>
-        <w:rPr>
-          <w:rFonts w:ascii="Consolas" w:eastAsia="Consolas" w:hAnsi="Consolas" w:cs="Consolas"/>
-          <w:color w:val="1F1F1F"/>
-          <w:sz w:val="19"/>
-          <w:szCs w:val="19"/>
-        </w:rPr>
         <w:t>);</w:t>
-      </w:r>
-    </w:p>
-    <w:p>
-      <w:pPr>
-        <w:pBdr>
-          <w:bottom w:val="single" w:sz="4" w:space="0" w:color="A6A6A6"/>
-        </w:pBdr>
-        <w:spacing w:after="160"/>
-      </w:pPr>
-      <w:r>
-        <w:t xml:space="preserve"> </w:t>
-      </w:r>
-    </w:p>
-    <w:p>
-      <w:pPr>
-        <w:pBdr>
-          <w:bottom w:val="single" w:sz="4" w:space="0" w:color="A6A6A6"/>
-        </w:pBdr>
-        <w:spacing w:after="160"/>
-      </w:pPr>
-      <w:r>
-        <w:t xml:space="preserve"> </w:t>
       </w:r>
     </w:p>
     <w:p>
@@ -10265,29 +9759,8 @@
             <w:vAlign w:val="center"/>
           </w:tcPr>
           <w:p>
-            <w:proofErr w:type="spellStart"/>
-            <w:r>
-              <w:t>Warna</w:t>
-            </w:r>
-            <w:proofErr w:type="spellEnd"/>
-            <w:proofErr w:type="gramStart"/>
-            <w:r>
-              <w:t>:”</w:t>
-            </w:r>
-            <w:proofErr w:type="spellStart"/>
-            <w:r>
-              <w:t>biru</w:t>
-            </w:r>
-            <w:proofErr w:type="spellEnd"/>
-            <w:proofErr w:type="gramEnd"/>
-            <w:r>
-              <w:t>”, merk:”nokia”,tahun:”20</w:t>
-            </w:r>
-            <w:r>
-              <w:t>23</w:t>
-            </w:r>
-            <w:r>
-              <w:t>”</w:t>
+            <w:r>
+              <w:t>-</w:t>
             </w:r>
           </w:p>
         </w:tc>
@@ -10399,53 +9872,8 @@
             <w:vAlign w:val="center"/>
           </w:tcPr>
           <w:p>
-            <w:proofErr w:type="spellStart"/>
-            <w:proofErr w:type="gramStart"/>
-            <w:r>
-              <w:t>Hidup</w:t>
-            </w:r>
-            <w:proofErr w:type="spellEnd"/>
-            <w:r>
-              <w:t>(</w:t>
-            </w:r>
-            <w:proofErr w:type="gramEnd"/>
-            <w:r>
-              <w:t>) {…</w:t>
-            </w:r>
-          </w:p>
-          <w:p>
-            <w:r>
-              <w:t>}</w:t>
-            </w:r>
-          </w:p>
-          <w:p>
-            <w:proofErr w:type="gramStart"/>
-            <w:r>
-              <w:t>Jalan(</w:t>
-            </w:r>
-            <w:proofErr w:type="gramEnd"/>
-            <w:r>
-              <w:t>) {…</w:t>
-            </w:r>
-          </w:p>
-          <w:p>
-            <w:r>
-              <w:t>}</w:t>
-            </w:r>
-          </w:p>
-          <w:p>
-            <w:proofErr w:type="gramStart"/>
-            <w:r>
-              <w:t>Rem(</w:t>
-            </w:r>
-            <w:proofErr w:type="gramEnd"/>
-            <w:r>
-              <w:t>) {…</w:t>
-            </w:r>
-          </w:p>
-          <w:p>
-            <w:r>
-              <w:t>}</w:t>
+            <w:r>
+              <w:t>-</w:t>
             </w:r>
           </w:p>
         </w:tc>
@@ -10606,43 +10034,8 @@
       <w:r>
         <w:t>i</w:t>
       </w:r>
-      <w:proofErr w:type="spellEnd"/>
-    </w:p>
-    <w:p>
-      <w:pPr>
-        <w:pBdr>
-          <w:bottom w:val="single" w:sz="4" w:space="0" w:color="A6A6A6"/>
-        </w:pBdr>
-        <w:spacing w:after="160"/>
-      </w:pPr>
       <w:bookmarkStart w:id="1" w:name="_Hlk235431324"/>
-      <w:r>
-        <w:t xml:space="preserve">Bisa </w:t>
-      </w:r>
-      <w:proofErr w:type="spellStart"/>
-      <w:r>
-        <w:t>diibaratkan</w:t>
-      </w:r>
-      <w:proofErr w:type="spellEnd"/>
-      <w:r>
-        <w:t xml:space="preserve"> kaya </w:t>
-      </w:r>
-      <w:proofErr w:type="spellStart"/>
-      <w:r>
-        <w:t>gambar</w:t>
-      </w:r>
-      <w:proofErr w:type="spellEnd"/>
-      <w:r>
-        <w:t xml:space="preserve"> orang (class) dan orang yang </w:t>
-      </w:r>
-      <w:proofErr w:type="spellStart"/>
-      <w:r>
-        <w:t>ada</w:t>
-      </w:r>
-      <w:proofErr w:type="spellEnd"/>
-      <w:r>
-        <w:t xml:space="preserve"> (object)</w:t>
-      </w:r>
+      <w:proofErr w:type="spellEnd"/>
     </w:p>
     <w:bookmarkEnd w:id="1"/>
     <w:p>
@@ -10879,74 +10272,7 @@
         </w:pBdr>
         <w:spacing w:after="160"/>
       </w:pPr>
-      <w:r>
-        <w:t xml:space="preserve"> </w:t>
-      </w:r>
       <w:bookmarkStart w:id="2" w:name="_Hlk235431360"/>
-      <w:proofErr w:type="spellStart"/>
-      <w:r>
-        <w:t>Supaya</w:t>
-      </w:r>
-      <w:proofErr w:type="spellEnd"/>
-      <w:r>
-        <w:t xml:space="preserve"> </w:t>
-      </w:r>
-      <w:proofErr w:type="spellStart"/>
-      <w:r>
-        <w:t>tidak</w:t>
-      </w:r>
-      <w:proofErr w:type="spellEnd"/>
-      <w:r>
-        <w:t xml:space="preserve"> </w:t>
-      </w:r>
-      <w:proofErr w:type="spellStart"/>
-      <w:r>
-        <w:t>mudah</w:t>
-      </w:r>
-      <w:proofErr w:type="spellEnd"/>
-      <w:r>
-        <w:t xml:space="preserve"> </w:t>
-      </w:r>
-      <w:proofErr w:type="spellStart"/>
-      <w:r>
-        <w:t>atau</w:t>
-      </w:r>
-      <w:proofErr w:type="spellEnd"/>
-      <w:r>
-        <w:t xml:space="preserve"> </w:t>
-      </w:r>
-      <w:proofErr w:type="spellStart"/>
-      <w:r>
-        <w:t>mencegah</w:t>
-      </w:r>
-      <w:proofErr w:type="spellEnd"/>
-      <w:r>
-        <w:t xml:space="preserve"> </w:t>
-      </w:r>
-      <w:proofErr w:type="spellStart"/>
-      <w:r>
-        <w:t>untuk</w:t>
-      </w:r>
-      <w:proofErr w:type="spellEnd"/>
-      <w:r>
-        <w:t xml:space="preserve"> </w:t>
-      </w:r>
-      <w:proofErr w:type="spellStart"/>
-      <w:r>
-        <w:t>diubah</w:t>
-      </w:r>
-      <w:proofErr w:type="spellEnd"/>
-      <w:r>
-        <w:t xml:space="preserve"> </w:t>
-      </w:r>
-      <w:proofErr w:type="spellStart"/>
-      <w:r>
-        <w:t>sembarangan</w:t>
-      </w:r>
-      <w:proofErr w:type="spellEnd"/>
-      <w:r>
-        <w:t xml:space="preserve"> oleh orang lain</w:t>
-      </w:r>
     </w:p>
     <w:bookmarkEnd w:id="2"/>
     <w:p>
@@ -11102,7 +10428,6 @@
           <w:iCs/>
           <w:color w:val="595959"/>
         </w:rPr>
-        <w:lastRenderedPageBreak/>
         <w:t>Tahap</w:t>
       </w:r>
       <w:proofErr w:type="spellEnd"/>
@@ -11377,6 +10702,7 @@
                 <w:sz w:val="19"/>
                 <w:szCs w:val="19"/>
               </w:rPr>
+              <w:lastRenderedPageBreak/>
               <w:t xml:space="preserve"> </w:t>
             </w:r>
           </w:p>
@@ -11636,6 +10962,7 @@
       </w:pPr>
       <w:proofErr w:type="spellStart"/>
       <w:r>
+        <w:lastRenderedPageBreak/>
         <w:t>Pertanyaan</w:t>
       </w:r>
       <w:proofErr w:type="spellEnd"/>
@@ -11818,165 +11145,7 @@
       <w:r>
         <w:t>?</w:t>
       </w:r>
-    </w:p>
-    <w:p>
-      <w:pPr>
-        <w:pBdr>
-          <w:bottom w:val="single" w:sz="4" w:space="0" w:color="A6A6A6"/>
-        </w:pBdr>
-        <w:spacing w:after="160"/>
-      </w:pPr>
-      <w:r>
-        <w:t xml:space="preserve"> </w:t>
-      </w:r>
       <w:bookmarkStart w:id="3" w:name="_Hlk235431950"/>
-      <w:proofErr w:type="spellStart"/>
-      <w:r>
-        <w:t>Resiko</w:t>
-      </w:r>
-      <w:proofErr w:type="spellEnd"/>
-      <w:r>
-        <w:t xml:space="preserve"> </w:t>
-      </w:r>
-      <w:proofErr w:type="spellStart"/>
-      <w:r>
-        <w:t>yg</w:t>
-      </w:r>
-      <w:proofErr w:type="spellEnd"/>
-      <w:r>
-        <w:t xml:space="preserve"> </w:t>
-      </w:r>
-      <w:proofErr w:type="spellStart"/>
-      <w:r>
-        <w:t>dapat</w:t>
-      </w:r>
-      <w:proofErr w:type="spellEnd"/>
-      <w:r>
-        <w:t xml:space="preserve"> </w:t>
-      </w:r>
-      <w:proofErr w:type="spellStart"/>
-      <w:r>
-        <w:t>terjadi</w:t>
-      </w:r>
-      <w:proofErr w:type="spellEnd"/>
-      <w:r>
-        <w:t xml:space="preserve"> </w:t>
-      </w:r>
-      <w:proofErr w:type="spellStart"/>
-      <w:r>
-        <w:t>kalo</w:t>
-      </w:r>
-      <w:proofErr w:type="spellEnd"/>
-      <w:r>
-        <w:t xml:space="preserve"> </w:t>
-      </w:r>
-      <w:proofErr w:type="spellStart"/>
-      <w:r>
-        <w:t>atribut</w:t>
-      </w:r>
-      <w:proofErr w:type="spellEnd"/>
-      <w:r>
-        <w:t xml:space="preserve"> </w:t>
-      </w:r>
-      <w:proofErr w:type="spellStart"/>
-      <w:r>
-        <w:t>nama</w:t>
-      </w:r>
-      <w:proofErr w:type="spellEnd"/>
-      <w:r>
-        <w:t xml:space="preserve"> </w:t>
-      </w:r>
-      <w:proofErr w:type="spellStart"/>
-      <w:r>
-        <w:t>bersifat</w:t>
-      </w:r>
-      <w:proofErr w:type="spellEnd"/>
-      <w:r>
-        <w:t xml:space="preserve"> </w:t>
-      </w:r>
-      <w:proofErr w:type="spellStart"/>
-      <w:r>
-        <w:t>terbuka</w:t>
-      </w:r>
-      <w:proofErr w:type="spellEnd"/>
-      <w:r>
-        <w:t xml:space="preserve"> </w:t>
-      </w:r>
-      <w:proofErr w:type="spellStart"/>
-      <w:r>
-        <w:t>bisa</w:t>
-      </w:r>
-      <w:proofErr w:type="spellEnd"/>
-      <w:r>
-        <w:t xml:space="preserve"> </w:t>
-      </w:r>
-      <w:proofErr w:type="spellStart"/>
-      <w:r>
-        <w:t>beresiko</w:t>
-      </w:r>
-      <w:proofErr w:type="spellEnd"/>
-      <w:r>
-        <w:t xml:space="preserve"> </w:t>
-      </w:r>
-      <w:proofErr w:type="spellStart"/>
-      <w:r>
-        <w:t>diakses</w:t>
-      </w:r>
-      <w:proofErr w:type="spellEnd"/>
-      <w:r>
-        <w:t xml:space="preserve"> </w:t>
-      </w:r>
-      <w:proofErr w:type="spellStart"/>
-      <w:r>
-        <w:t>secara</w:t>
-      </w:r>
-      <w:proofErr w:type="spellEnd"/>
-      <w:r>
-        <w:t xml:space="preserve"> </w:t>
-      </w:r>
-      <w:proofErr w:type="spellStart"/>
-      <w:r>
-        <w:t>tidak</w:t>
-      </w:r>
-      <w:proofErr w:type="spellEnd"/>
-      <w:r>
-        <w:t xml:space="preserve"> </w:t>
-      </w:r>
-      <w:proofErr w:type="spellStart"/>
-      <w:r>
-        <w:t>sah</w:t>
-      </w:r>
-      <w:proofErr w:type="spellEnd"/>
-      <w:r>
-        <w:t xml:space="preserve"> oleh</w:t>
-      </w:r>
-      <w:r>
-        <w:t xml:space="preserve"> orang lain </w:t>
-      </w:r>
-      <w:proofErr w:type="spellStart"/>
-      <w:r>
-        <w:t>tanpa</w:t>
-      </w:r>
-      <w:proofErr w:type="spellEnd"/>
-      <w:r>
-        <w:t xml:space="preserve"> </w:t>
-      </w:r>
-      <w:proofErr w:type="spellStart"/>
-      <w:r>
-        <w:t>sepengetahuan</w:t>
-      </w:r>
-      <w:proofErr w:type="spellEnd"/>
-      <w:r>
-        <w:t xml:space="preserve"> </w:t>
-      </w:r>
-      <w:proofErr w:type="spellStart"/>
-      <w:r>
-        <w:t>kita</w:t>
-      </w:r>
-      <w:proofErr w:type="spellEnd"/>
-      <w:r>
-        <w:t xml:space="preserve"> </w:t>
-      </w:r>
     </w:p>
     <w:bookmarkEnd w:id="3"/>
     <w:p>
@@ -13318,7 +12487,6 @@
           <w:iCs/>
           <w:color w:val="595959"/>
         </w:rPr>
-        <w:lastRenderedPageBreak/>
         <w:t>Studi</w:t>
       </w:r>
       <w:proofErr w:type="spellEnd"/>
@@ -13609,6 +12777,7 @@
                 <w:sz w:val="19"/>
                 <w:szCs w:val="19"/>
               </w:rPr>
+              <w:lastRenderedPageBreak/>
               <w:t xml:space="preserve"> </w:t>
             </w:r>
           </w:p>
@@ -14211,6 +13380,7 @@
           <w:sz w:val="30"/>
           <w:szCs w:val="30"/>
         </w:rPr>
+        <w:lastRenderedPageBreak/>
         <w:t xml:space="preserve">D. </w:t>
       </w:r>
       <w:proofErr w:type="spellStart"/>
@@ -14948,7 +14118,6 @@
         <w:spacing w:after="160"/>
       </w:pPr>
       <w:r>
-        <w:lastRenderedPageBreak/>
         <w:t xml:space="preserve"> </w:t>
       </w:r>
     </w:p>
@@ -15059,6 +14228,7 @@
                 <w:sz w:val="20"/>
                 <w:szCs w:val="20"/>
               </w:rPr>
+              <w:lastRenderedPageBreak/>
               <w:t>Tujuan</w:t>
             </w:r>
             <w:proofErr w:type="spellEnd"/>
@@ -15269,99 +14439,6 @@
                 <w:szCs w:val="20"/>
               </w:rPr>
               <w:t xml:space="preserve"> class dan object</w:t>
-            </w:r>
-          </w:p>
-        </w:tc>
-        <w:tc>
-          <w:tcPr>
-            <w:tcW w:w="1750" w:type="dxa"/>
-            <w:tcBorders>
-              <w:top w:val="single" w:sz="4" w:space="0" w:color="BFBFBF"/>
-              <w:left w:val="single" w:sz="4" w:space="0" w:color="BFBFBF"/>
-              <w:bottom w:val="single" w:sz="4" w:space="0" w:color="BFBFBF"/>
-              <w:right w:val="single" w:sz="4" w:space="0" w:color="BFBFBF"/>
-            </w:tcBorders>
-            <w:tcMar>
-              <w:top w:w="100" w:type="dxa"/>
-              <w:left w:w="120" w:type="dxa"/>
-              <w:bottom w:w="100" w:type="dxa"/>
-              <w:right w:w="120" w:type="dxa"/>
-            </w:tcMar>
-            <w:vAlign w:val="center"/>
-          </w:tcPr>
-          <w:p>
-            <w:pPr>
-              <w:jc w:val="center"/>
-            </w:pPr>
-            <w:r>
-              <w:t>V</w:t>
-            </w:r>
-          </w:p>
-        </w:tc>
-        <w:tc>
-          <w:tcPr>
-            <w:tcW w:w="1750" w:type="dxa"/>
-            <w:tcBorders>
-              <w:top w:val="single" w:sz="4" w:space="0" w:color="BFBFBF"/>
-              <w:left w:val="single" w:sz="4" w:space="0" w:color="BFBFBF"/>
-              <w:bottom w:val="single" w:sz="4" w:space="0" w:color="BFBFBF"/>
-              <w:right w:val="single" w:sz="4" w:space="0" w:color="BFBFBF"/>
-            </w:tcBorders>
-            <w:tcMar>
-              <w:top w:w="100" w:type="dxa"/>
-              <w:left w:w="120" w:type="dxa"/>
-              <w:bottom w:w="100" w:type="dxa"/>
-              <w:right w:w="120" w:type="dxa"/>
-            </w:tcMar>
-            <w:vAlign w:val="center"/>
-          </w:tcPr>
-          <w:p>
-            <w:pPr>
-              <w:jc w:val="center"/>
-            </w:pPr>
-          </w:p>
-        </w:tc>
-      </w:tr>
-      <w:tr>
-        <w:tc>
-          <w:tcPr>
-            <w:tcW w:w="6000" w:type="dxa"/>
-            <w:tcBorders>
-              <w:top w:val="single" w:sz="4" w:space="0" w:color="BFBFBF"/>
-              <w:left w:val="single" w:sz="4" w:space="0" w:color="BFBFBF"/>
-              <w:bottom w:val="single" w:sz="4" w:space="0" w:color="BFBFBF"/>
-              <w:right w:val="single" w:sz="4" w:space="0" w:color="BFBFBF"/>
-            </w:tcBorders>
-            <w:tcMar>
-              <w:top w:w="100" w:type="dxa"/>
-              <w:left w:w="120" w:type="dxa"/>
-              <w:bottom w:w="100" w:type="dxa"/>
-              <w:right w:w="120" w:type="dxa"/>
-            </w:tcMar>
-          </w:tcPr>
-          <w:p>
-            <w:r>
-              <w:rPr>
-                <w:sz w:val="20"/>
-                <w:szCs w:val="20"/>
-              </w:rPr>
-              <w:t xml:space="preserve">TP 5 — </w:t>
-            </w:r>
-            <w:proofErr w:type="spellStart"/>
-            <w:r>
-              <w:rPr>
-                <w:sz w:val="20"/>
-                <w:szCs w:val="20"/>
-              </w:rPr>
-              <w:t>Menerapkan</w:t>
-            </w:r>
-            <w:proofErr w:type="spellEnd"/>
-            <w:r>
-              <w:rPr>
-                <w:sz w:val="20"/>
-                <w:szCs w:val="20"/>
-              </w:rPr>
-              <w:t xml:space="preserve"> encapsulation</w:t>
             </w:r>
           </w:p>
         </w:tc>
@@ -15409,10 +14486,93 @@
             <w:pPr>
               <w:jc w:val="center"/>
             </w:pPr>
-            <w:r>
-              <w:t>V</w:t>
-            </w:r>
           </w:p>
+        </w:tc>
+      </w:tr>
+      <w:tr>
+        <w:tc>
+          <w:tcPr>
+            <w:tcW w:w="6000" w:type="dxa"/>
+            <w:tcBorders>
+              <w:top w:val="single" w:sz="4" w:space="0" w:color="BFBFBF"/>
+              <w:left w:val="single" w:sz="4" w:space="0" w:color="BFBFBF"/>
+              <w:bottom w:val="single" w:sz="4" w:space="0" w:color="BFBFBF"/>
+              <w:right w:val="single" w:sz="4" w:space="0" w:color="BFBFBF"/>
+            </w:tcBorders>
+            <w:tcMar>
+              <w:top w:w="100" w:type="dxa"/>
+              <w:left w:w="120" w:type="dxa"/>
+              <w:bottom w:w="100" w:type="dxa"/>
+              <w:right w:w="120" w:type="dxa"/>
+            </w:tcMar>
+          </w:tcPr>
+          <w:p>
+            <w:r>
+              <w:rPr>
+                <w:sz w:val="20"/>
+                <w:szCs w:val="20"/>
+              </w:rPr>
+              <w:t xml:space="preserve">TP 5 — </w:t>
+            </w:r>
+            <w:proofErr w:type="spellStart"/>
+            <w:r>
+              <w:rPr>
+                <w:sz w:val="20"/>
+                <w:szCs w:val="20"/>
+              </w:rPr>
+              <w:t>Menerapkan</w:t>
+            </w:r>
+            <w:proofErr w:type="spellEnd"/>
+            <w:r>
+              <w:rPr>
+                <w:sz w:val="20"/>
+                <w:szCs w:val="20"/>
+              </w:rPr>
+              <w:t xml:space="preserve"> encapsulation</w:t>
+            </w:r>
+          </w:p>
+        </w:tc>
+        <w:tc>
+          <w:tcPr>
+            <w:tcW w:w="1750" w:type="dxa"/>
+            <w:tcBorders>
+              <w:top w:val="single" w:sz="4" w:space="0" w:color="BFBFBF"/>
+              <w:left w:val="single" w:sz="4" w:space="0" w:color="BFBFBF"/>
+              <w:bottom w:val="single" w:sz="4" w:space="0" w:color="BFBFBF"/>
+              <w:right w:val="single" w:sz="4" w:space="0" w:color="BFBFBF"/>
+            </w:tcBorders>
+            <w:tcMar>
+              <w:top w:w="100" w:type="dxa"/>
+              <w:left w:w="120" w:type="dxa"/>
+              <w:bottom w:w="100" w:type="dxa"/>
+              <w:right w:w="120" w:type="dxa"/>
+            </w:tcMar>
+            <w:vAlign w:val="center"/>
+          </w:tcPr>
+          <w:p>
+            <w:pPr>
+              <w:jc w:val="center"/>
+            </w:pPr>
+          </w:p>
+        </w:tc>
+        <w:tc>
+          <w:tcPr>
+            <w:tcW w:w="1750" w:type="dxa"/>
+            <w:tcBorders>
+              <w:top w:val="single" w:sz="4" w:space="0" w:color="BFBFBF"/>
+              <w:left w:val="single" w:sz="4" w:space="0" w:color="BFBFBF"/>
+              <w:bottom w:val="single" w:sz="4" w:space="0" w:color="BFBFBF"/>
+              <w:right w:val="single" w:sz="4" w:space="0" w:color="BFBFBF"/>
+            </w:tcBorders>
+            <w:tcMar>
+              <w:top w:w="100" w:type="dxa"/>
+              <w:left w:w="120" w:type="dxa"/>
+              <w:bottom w:w="100" w:type="dxa"/>
+              <w:right w:w="120" w:type="dxa"/>
+            </w:tcMar>
+            <w:vAlign w:val="center"/>
+          </w:tcPr>
+          <w:p/>
         </w:tc>
       </w:tr>
     </w:tbl>
@@ -22085,6 +21245,186 @@
 <file path=word/numbering.xml><?xml version="1.0" encoding="utf-8"?>
 <w:numbering xmlns:wpc="http://schemas.microsoft.com/office/word/2010/wordprocessingCanvas" xmlns:cx="http://schemas.microsoft.com/office/drawing/2014/chartex" xmlns:cx1="http://schemas.microsoft.com/office/drawing/2015/9/8/chartex" xmlns:cx2="http://schemas.microsoft.com/office/drawing/2015/10/21/chartex" xmlns:cx3="http://schemas.microsoft.com/office/drawing/2016/5/9/chartex" xmlns:cx4="http://schemas.microsoft.com/office/drawing/2016/5/10/chartex" xmlns:cx5="http://schemas.microsoft.com/office/drawing/2016/5/11/chartex" xmlns:cx6="http://schemas.microsoft.com/office/drawing/2016/5/12/chartex" xmlns:cx7="http://schemas.microsoft.com/office/drawing/2016/5/13/chartex" xmlns:cx8="http://schemas.microsoft.com/office/drawing/2016/5/14/chartex" xmlns:mc="http://schemas.openxmlformats.org/markup-compatibility/2006" xmlns:aink="http://schemas.microsoft.com/office/drawing/2016/ink" xmlns:am3d="http://schemas.microsoft.com/office/drawing/2017/model3d" xmlns:o="urn:schemas-microsoft-com:office:office" xmlns:r="http://schemas.openxmlformats.org/officeDocument/2006/relationships" xmlns:m="http://schemas.openxmlformats.org/officeDocument/2006/math" xmlns:v="urn:schemas-microsoft-com:vml" xmlns:wp14="http://schemas.microsoft.com/office/word/2010/wordprocessingDrawing" xmlns:wp="http://schemas.openxmlformats.org/drawingml/2006/wordprocessingDrawing" xmlns:w10="urn:schemas-microsoft-com:office:word" xmlns:w="http://schemas.openxmlformats.org/wordprocessingml/2006/main" xmlns:w14="http://schemas.microsoft.com/office/word/2010/wordml" xmlns:w15="http://schemas.microsoft.com/office/word/2012/wordml" xmlns:w16cex="http://schemas.microsoft.com/office/word/2018/wordml/cex" xmlns:w16cid="http://schemas.microsoft.com/office/word/2016/wordml/cid" xmlns:w16="http://schemas.microsoft.com/office/word/2018/wordml" xmlns:w16sdtdh="http://schemas.microsoft.com/office/word/2020/wordml/sdtdatahash" xmlns:w16se="http://schemas.microsoft.com/office/word/2015/wordml/symex" xmlns:wpg="http://schemas.microsoft.com/office/word/2010/wordprocessingGroup" xmlns:wpi="http://schemas.microsoft.com/office/word/2010/wordprocessingInk" xmlns:wne="http://schemas.microsoft.com/office/word/2006/wordml" xmlns:wps="http://schemas.microsoft.com/office/word/2010/wordprocessingShape" mc:Ignorable="w14 w15 w16se w16cid w16 w16cex w16sdtdh wp14">
   <w:abstractNum w:abstractNumId="0" w15:restartNumberingAfterBreak="0">
+    <w:nsid w:val="06CD1FFA"/>
+    <w:multiLevelType w:val="hybridMultilevel"/>
+    <w:tmpl w:val="FDBE1E64"/>
+    <w:lvl w:ilvl="0" w:tplc="3C96C494">
+      <w:start w:val="1"/>
+      <w:numFmt w:val="decimal"/>
+      <w:lvlText w:val="%1."/>
+      <w:lvlJc w:val="left"/>
+      <w:pPr>
+        <w:ind w:left="720" w:hanging="360"/>
+      </w:pPr>
+      <w:rPr>
+        <w:rFonts w:ascii="Consolas" w:eastAsia="Consolas" w:hAnsi="Consolas" w:cs="Consolas" w:hint="default"/>
+        <w:color w:val="1F1F1F"/>
+        <w:sz w:val="19"/>
+      </w:rPr>
+    </w:lvl>
+    <w:lvl w:ilvl="1" w:tplc="38090019" w:tentative="1">
+      <w:start w:val="1"/>
+      <w:numFmt w:val="lowerLetter"/>
+      <w:lvlText w:val="%2."/>
+      <w:lvlJc w:val="left"/>
+      <w:pPr>
+        <w:ind w:left="1440" w:hanging="360"/>
+      </w:pPr>
+    </w:lvl>
+    <w:lvl w:ilvl="2" w:tplc="3809001B" w:tentative="1">
+      <w:start w:val="1"/>
+      <w:numFmt w:val="lowerRoman"/>
+      <w:lvlText w:val="%3."/>
+      <w:lvlJc w:val="right"/>
+      <w:pPr>
+        <w:ind w:left="2160" w:hanging="180"/>
+      </w:pPr>
+    </w:lvl>
+    <w:lvl w:ilvl="3" w:tplc="3809000F" w:tentative="1">
+      <w:start w:val="1"/>
+      <w:numFmt w:val="decimal"/>
+      <w:lvlText w:val="%4."/>
+      <w:lvlJc w:val="left"/>
+      <w:pPr>
+        <w:ind w:left="2880" w:hanging="360"/>
+      </w:pPr>
+    </w:lvl>
+    <w:lvl w:ilvl="4" w:tplc="38090019" w:tentative="1">
+      <w:start w:val="1"/>
+      <w:numFmt w:val="lowerLetter"/>
+      <w:lvlText w:val="%5."/>
+      <w:lvlJc w:val="left"/>
+      <w:pPr>
+        <w:ind w:left="3600" w:hanging="360"/>
+      </w:pPr>
+    </w:lvl>
+    <w:lvl w:ilvl="5" w:tplc="3809001B" w:tentative="1">
+      <w:start w:val="1"/>
+      <w:numFmt w:val="lowerRoman"/>
+      <w:lvlText w:val="%6."/>
+      <w:lvlJc w:val="right"/>
+      <w:pPr>
+        <w:ind w:left="4320" w:hanging="180"/>
+      </w:pPr>
+    </w:lvl>
+    <w:lvl w:ilvl="6" w:tplc="3809000F" w:tentative="1">
+      <w:start w:val="1"/>
+      <w:numFmt w:val="decimal"/>
+      <w:lvlText w:val="%7."/>
+      <w:lvlJc w:val="left"/>
+      <w:pPr>
+        <w:ind w:left="5040" w:hanging="360"/>
+      </w:pPr>
+    </w:lvl>
+    <w:lvl w:ilvl="7" w:tplc="38090019" w:tentative="1">
+      <w:start w:val="1"/>
+      <w:numFmt w:val="lowerLetter"/>
+      <w:lvlText w:val="%8."/>
+      <w:lvlJc w:val="left"/>
+      <w:pPr>
+        <w:ind w:left="5760" w:hanging="360"/>
+      </w:pPr>
+    </w:lvl>
+    <w:lvl w:ilvl="8" w:tplc="3809001B" w:tentative="1">
+      <w:start w:val="1"/>
+      <w:numFmt w:val="lowerRoman"/>
+      <w:lvlText w:val="%9."/>
+      <w:lvlJc w:val="right"/>
+      <w:pPr>
+        <w:ind w:left="6480" w:hanging="180"/>
+      </w:pPr>
+    </w:lvl>
+  </w:abstractNum>
+  <w:abstractNum w:abstractNumId="1" w15:restartNumberingAfterBreak="0">
+    <w:nsid w:val="08821F86"/>
+    <w:multiLevelType w:val="hybridMultilevel"/>
+    <w:tmpl w:val="1CF2BF42"/>
+    <w:lvl w:ilvl="0" w:tplc="3809000F">
+      <w:start w:val="1"/>
+      <w:numFmt w:val="decimal"/>
+      <w:lvlText w:val="%1."/>
+      <w:lvlJc w:val="left"/>
+      <w:pPr>
+        <w:ind w:left="720" w:hanging="360"/>
+      </w:pPr>
+      <w:rPr>
+        <w:rFonts w:hint="default"/>
+      </w:rPr>
+    </w:lvl>
+    <w:lvl w:ilvl="1" w:tplc="38090019" w:tentative="1">
+      <w:start w:val="1"/>
+      <w:numFmt w:val="lowerLetter"/>
+      <w:lvlText w:val="%2."/>
+      <w:lvlJc w:val="left"/>
+      <w:pPr>
+        <w:ind w:left="1440" w:hanging="360"/>
+      </w:pPr>
+    </w:lvl>
+    <w:lvl w:ilvl="2" w:tplc="3809001B" w:tentative="1">
+      <w:start w:val="1"/>
+      <w:numFmt w:val="lowerRoman"/>
+      <w:lvlText w:val="%3."/>
+      <w:lvlJc w:val="right"/>
+      <w:pPr>
+        <w:ind w:left="2160" w:hanging="180"/>
+      </w:pPr>
+    </w:lvl>
+    <w:lvl w:ilvl="3" w:tplc="3809000F" w:tentative="1">
+      <w:start w:val="1"/>
+      <w:numFmt w:val="decimal"/>
+      <w:lvlText w:val="%4."/>
+      <w:lvlJc w:val="left"/>
+      <w:pPr>
+        <w:ind w:left="2880" w:hanging="360"/>
+      </w:pPr>
+    </w:lvl>
+    <w:lvl w:ilvl="4" w:tplc="38090019" w:tentative="1">
+      <w:start w:val="1"/>
+      <w:numFmt w:val="lowerLetter"/>
+      <w:lvlText w:val="%5."/>
+      <w:lvlJc w:val="left"/>
+      <w:pPr>
+        <w:ind w:left="3600" w:hanging="360"/>
+      </w:pPr>
+    </w:lvl>
+    <w:lvl w:ilvl="5" w:tplc="3809001B" w:tentative="1">
+      <w:start w:val="1"/>
+      <w:numFmt w:val="lowerRoman"/>
+      <w:lvlText w:val="%6."/>
+      <w:lvlJc w:val="right"/>
+      <w:pPr>
+        <w:ind w:left="4320" w:hanging="180"/>
+      </w:pPr>
+    </w:lvl>
+    <w:lvl w:ilvl="6" w:tplc="3809000F" w:tentative="1">
+      <w:start w:val="1"/>
+      <w:numFmt w:val="decimal"/>
+      <w:lvlText w:val="%7."/>
+      <w:lvlJc w:val="left"/>
+      <w:pPr>
+        <w:ind w:left="5040" w:hanging="360"/>
+      </w:pPr>
+    </w:lvl>
+    <w:lvl w:ilvl="7" w:tplc="38090019" w:tentative="1">
+      <w:start w:val="1"/>
+      <w:numFmt w:val="lowerLetter"/>
+      <w:lvlText w:val="%8."/>
+      <w:lvlJc w:val="left"/>
+      <w:pPr>
+        <w:ind w:left="5760" w:hanging="360"/>
+      </w:pPr>
+    </w:lvl>
+    <w:lvl w:ilvl="8" w:tplc="3809001B" w:tentative="1">
+      <w:start w:val="1"/>
+      <w:numFmt w:val="lowerRoman"/>
+      <w:lvlText w:val="%9."/>
+      <w:lvlJc w:val="right"/>
+      <w:pPr>
+        <w:ind w:left="6480" w:hanging="180"/>
+      </w:pPr>
+    </w:lvl>
+  </w:abstractNum>
+  <w:abstractNum w:abstractNumId="2" w15:restartNumberingAfterBreak="0">
     <w:nsid w:val="273312EE"/>
     <w:multiLevelType w:val="hybridMultilevel"/>
     <w:tmpl w:val="CD8049D2"/>
@@ -22170,11 +21510,109 @@
       </w:pPr>
     </w:lvl>
   </w:abstractNum>
+  <w:abstractNum w:abstractNumId="3" w15:restartNumberingAfterBreak="0">
+    <w:nsid w:val="74A36EC9"/>
+    <w:multiLevelType w:val="hybridMultilevel"/>
+    <w:tmpl w:val="4838E222"/>
+    <w:lvl w:ilvl="0" w:tplc="B67EACD0">
+      <w:start w:val="4"/>
+      <w:numFmt w:val="decimal"/>
+      <w:lvlText w:val="%1."/>
+      <w:lvlJc w:val="left"/>
+      <w:pPr>
+        <w:ind w:left="1080" w:hanging="360"/>
+      </w:pPr>
+      <w:rPr>
+        <w:rFonts w:hint="default"/>
+      </w:rPr>
+    </w:lvl>
+    <w:lvl w:ilvl="1" w:tplc="38090019" w:tentative="1">
+      <w:start w:val="1"/>
+      <w:numFmt w:val="lowerLetter"/>
+      <w:lvlText w:val="%2."/>
+      <w:lvlJc w:val="left"/>
+      <w:pPr>
+        <w:ind w:left="1800" w:hanging="360"/>
+      </w:pPr>
+    </w:lvl>
+    <w:lvl w:ilvl="2" w:tplc="3809001B" w:tentative="1">
+      <w:start w:val="1"/>
+      <w:numFmt w:val="lowerRoman"/>
+      <w:lvlText w:val="%3."/>
+      <w:lvlJc w:val="right"/>
+      <w:pPr>
+        <w:ind w:left="2520" w:hanging="180"/>
+      </w:pPr>
+    </w:lvl>
+    <w:lvl w:ilvl="3" w:tplc="3809000F" w:tentative="1">
+      <w:start w:val="1"/>
+      <w:numFmt w:val="decimal"/>
+      <w:lvlText w:val="%4."/>
+      <w:lvlJc w:val="left"/>
+      <w:pPr>
+        <w:ind w:left="3240" w:hanging="360"/>
+      </w:pPr>
+    </w:lvl>
+    <w:lvl w:ilvl="4" w:tplc="38090019" w:tentative="1">
+      <w:start w:val="1"/>
+      <w:numFmt w:val="lowerLetter"/>
+      <w:lvlText w:val="%5."/>
+      <w:lvlJc w:val="left"/>
+      <w:pPr>
+        <w:ind w:left="3960" w:hanging="360"/>
+      </w:pPr>
+    </w:lvl>
+    <w:lvl w:ilvl="5" w:tplc="3809001B" w:tentative="1">
+      <w:start w:val="1"/>
+      <w:numFmt w:val="lowerRoman"/>
+      <w:lvlText w:val="%6."/>
+      <w:lvlJc w:val="right"/>
+      <w:pPr>
+        <w:ind w:left="4680" w:hanging="180"/>
+      </w:pPr>
+    </w:lvl>
+    <w:lvl w:ilvl="6" w:tplc="3809000F" w:tentative="1">
+      <w:start w:val="1"/>
+      <w:numFmt w:val="decimal"/>
+      <w:lvlText w:val="%7."/>
+      <w:lvlJc w:val="left"/>
+      <w:pPr>
+        <w:ind w:left="5400" w:hanging="360"/>
+      </w:pPr>
+    </w:lvl>
+    <w:lvl w:ilvl="7" w:tplc="38090019" w:tentative="1">
+      <w:start w:val="1"/>
+      <w:numFmt w:val="lowerLetter"/>
+      <w:lvlText w:val="%8."/>
+      <w:lvlJc w:val="left"/>
+      <w:pPr>
+        <w:ind w:left="6120" w:hanging="360"/>
+      </w:pPr>
+    </w:lvl>
+    <w:lvl w:ilvl="8" w:tplc="3809001B" w:tentative="1">
+      <w:start w:val="1"/>
+      <w:numFmt w:val="lowerRoman"/>
+      <w:lvlText w:val="%9."/>
+      <w:lvlJc w:val="right"/>
+      <w:pPr>
+        <w:ind w:left="6840" w:hanging="180"/>
+      </w:pPr>
+    </w:lvl>
+  </w:abstractNum>
   <w:num w:numId="1">
-    <w:abstractNumId w:val="0"/>
+    <w:abstractNumId w:val="2"/>
     <w:lvlOverride w:ilvl="0">
       <w:startOverride w:val="1"/>
     </w:lvlOverride>
+  </w:num>
+  <w:num w:numId="2">
+    <w:abstractNumId w:val="0"/>
+  </w:num>
+  <w:num w:numId="3">
+    <w:abstractNumId w:val="1"/>
+  </w:num>
+  <w:num w:numId="4">
+    <w:abstractNumId w:val="3"/>
   </w:num>
 </w:numbering>
 </file>
